--- a/HW2 - Template.docx
+++ b/HW2 - Template.docx
@@ -67,18 +67,15 @@
           <w:sz w:val="28"/>
           <w:szCs w:val="28"/>
         </w:rPr>
-        <w:t>Project: &lt;Name&gt;</w:t>
-      </w:r>
-    </w:p>
-    <w:p>
-      <w:pPr>
-        <w:spacing w:before="120" w:after="120" w:line="276" w:lineRule="auto"/>
-        <w:jc w:val="center"/>
+        <w:t xml:space="preserve">Project: </w:t>
+      </w:r>
+      <w:r>
         <w:rPr>
           <w:sz w:val="28"/>
           <w:szCs w:val="28"/>
         </w:rPr>
-      </w:pPr>
+        <w:t>Cross Domain Recommendation</w:t>
+      </w:r>
     </w:p>
     <w:p>
       <w:pPr>
@@ -89,12 +86,29 @@
           <w:szCs w:val="28"/>
         </w:rPr>
       </w:pPr>
-      <w:r>
+    </w:p>
+    <w:p>
+      <w:pPr>
+        <w:spacing w:before="120" w:after="120" w:line="276" w:lineRule="auto"/>
+        <w:jc w:val="center"/>
         <w:rPr>
           <w:sz w:val="28"/>
           <w:szCs w:val="28"/>
         </w:rPr>
-        <w:t>Project Group &lt;ID&gt;</w:t>
+      </w:pPr>
+      <w:r>
+        <w:rPr>
+          <w:sz w:val="28"/>
+          <w:szCs w:val="28"/>
+        </w:rPr>
+        <w:t xml:space="preserve">Project Group </w:t>
+      </w:r>
+      <w:r>
+        <w:rPr>
+          <w:sz w:val="28"/>
+          <w:szCs w:val="28"/>
+        </w:rPr>
+        <w:t>12</w:t>
       </w:r>
     </w:p>
     <w:p>
@@ -124,6 +138,37 @@
       <w:pPr>
         <w:spacing w:before="120" w:after="120" w:line="276" w:lineRule="auto"/>
       </w:pPr>
+      <w:r>
+        <w:t>Ori Sinvani – 325770824</w:t>
+      </w:r>
+      <w:r>
+        <w:br/>
+        <w:t>Yoav Silman – 318607694</w:t>
+      </w:r>
+      <w:r>
+        <w:br/>
+        <w:t>Tamir Spivak – 326174596</w:t>
+      </w:r>
+      <w:r>
+        <w:br/>
+      </w:r>
+      <w:proofErr w:type="spellStart"/>
+      <w:r>
+        <w:t>Nehoray</w:t>
+      </w:r>
+      <w:proofErr w:type="spellEnd"/>
+      <w:r>
+        <w:t xml:space="preserve"> Chalfon</w:t>
+      </w:r>
+      <w:r>
+        <w:rPr>
+          <w:rFonts w:ascii="Calibri" w:hAnsi="Calibri" w:cs="Calibri"/>
+        </w:rPr>
+        <w:t xml:space="preserve"> –</w:t>
+      </w:r>
+      <w:r>
+        <w:t xml:space="preserve"> 325833531</w:t>
+      </w:r>
     </w:p>
     <w:p>
       <w:pPr>
@@ -1919,7 +1964,7 @@
         <w:t xml:space="preserve">Pairwise user overlap. </w:t>
       </w:r>
       <w:r>
-        <w:t>Because the corpus uses one user identifier across verticals, shared users are recovered by intersecting user columns. The shared users of a pair are exactly the training set for its source→target mapping — each one supplies a (source-embedding, target-embedding) pair the mapping learns from — so the project sets a planning-phase floor of roughly 10,000 shared users, below which the mapping has too few examples to fit reliably. After 5-core, eight of the ten vertical pairs clear that floor; only Toys &amp; Games ↔ CDs &amp; Vinyl (7.75k) and CDs &amp; Vinyl ↔ Video Games (4.4k) fall short. Books anchors the strongest pairs — Books ↔ Movies &amp; TV (127k) and Books ↔ Toys &amp; Games (87k) lead by a wide margin — consistent with Books being the largest and most-connected vertical and the natural source.</w:t>
+        <w:t>Because the corpus uses one user identifier across verticals, shared users are recovered by intersecting user columns. The shared users of a pair are exactly the training set for its source→target mapping — each supplies a (source-embedding, target-embedding) example the mapping learns from — so overlap size decides which pairs are worth modeling at all. Because the project's goal is cross-domain recommendation across every viable pair rather than a single locked pair, overlap is treated as an inclusion filter: the project sets a planning-phase floor of roughly 10,000 shared users, below which the mapping has too few examples to fit reliably, and every pair above the floor becomes an experiment to run. After 5-core, eight of the ten vertical pairs clear the floor; only Toys &amp; Games ↔ CDs &amp; Vinyl (7.75k) and CDs &amp; Vinyl ↔ Video Games (4.4k) fall short. Books anchors the densest pairs — Books → Movies &amp; TV (127k) and Books → Toys &amp; Games (87k) lead by a wide margin — consistent with Books being the largest and most-connected vertical.</w:t>
       </w:r>
     </w:p>
     <w:p>
@@ -1978,18 +2023,18 @@
           <w:color w:val="666666"/>
           <w:sz w:val="18"/>
         </w:rPr>
-        <w:t>Figure 4. Pairwise shared users after the 5-core filter (log colour scale; candidate pairs outlined).</w:t>
-      </w:r>
-    </w:p>
-    <w:p>
-      <w:r>
-        <w:rPr>
-          <w:b/>
-        </w:rPr>
-        <w:t xml:space="preserve">Choosing the source→target pair. </w:t>
-      </w:r>
-      <w:r>
-        <w:t>The choice trades training signal (overlap) against content signal (catalog richness). The full ranking of the ten pairs is below.</w:t>
+        <w:t>Figure 4. Pairwise shared users after the 5-core filter (log colour scale; the eight pairs above the ~10k floor outlined).</w:t>
+      </w:r>
+    </w:p>
+    <w:p>
+      <w:r>
+        <w:rPr>
+          <w:b/>
+        </w:rPr>
+        <w:t xml:space="preserve">Defining the experiment set. </w:t>
+      </w:r>
+      <w:r>
+        <w:t>The project runs cross-domain recommendation over every viable vertical pair, not one chosen pair, so overlap is used to admit pairs rather than to select among them. The full ranking of the ten ordered pairs is below; the eight that clear the ~10k floor define the experiment set.</w:t>
       </w:r>
     </w:p>
     <w:tbl>
@@ -2744,12 +2789,22 @@
           <w:color w:val="666666"/>
           <w:sz w:val="18"/>
         </w:rPr>
-        <w:t>Table 2. Candidate source→target pairs ranked by 5-core shared-user overlap. Source is the larger vertical; richness averages title / description / categories population.</w:t>
-      </w:r>
-    </w:p>
-    <w:p>
-      <w:r>
-        <w:t>Two candidates dominate. Books → Movies &amp; TV has the highest overlap of any pair (127k) and is the standard benchmark in the cross-domain literature, but Movies &amp; TV is the poorest-described catalog in the snapshot (title 58%, features 5%, description 47%), so the content half of the bridge would lean heavily on the Books side. Books → Toys &amp; Games has lower but still ample overlap (87k) and a far richer target catalog (title 100%, features 80%), giving both the text and category bridges more to work with. Both clear the floor comfortably, so this is a genuine trade-off rather than a clear winner.</w:t>
+        <w:t>Table 2. All ten ordered source→target pairs ranked by 5-core shared-user overlap; the eight above the ~10k floor (Clears ~10k = yes) form the CDR experiment set. Source is the larger vertical; richness averages title / description / categories population.</w:t>
+      </w:r>
+    </w:p>
+    <w:p>
+      <w:r>
+        <w:rPr>
+          <w:b/>
+        </w:rPr>
+        <w:t xml:space="preserve">The qualifying set. </w:t>
+      </w:r>
+      <w:r>
+        <w:t xml:space="preserve">The eight pairs above the floor span a wide density range. Two are dense — Books → Movies &amp; TV (127k) and Books → Toys &amp; Games (87k). Three are mid-range — Movies &amp; TV → Toys &amp; Games (53k), Movies &amp; TV → CDs &amp; Vinyl (39k), and Books → CDs &amp; Vinyl (32k). Three sit just above the floor — Movies &amp; TV → Video Games (20k), Toys &amp; Games → Video Games (17k), and Books → Video Games (14k) — where the mapping is data-limited and results should be read with more caution. Catalog richness no longer selects between pairs; it becomes a per-pair caveat, sharpest for any pair targeting Movies &amp; TV, whose </w:t>
+      </w:r>
+      <w:r>
+        <w:lastRenderedPageBreak/>
+        <w:t>catalog is the thinnest in the snapshot (title 58%, description 47%, features 5%) and forces that pair's content bridge to lean on the source side and on title fallback.</w:t>
       </w:r>
     </w:p>
     <w:p>
@@ -2760,7 +2815,6 @@
         <w:rPr>
           <w:noProof/>
         </w:rPr>
-        <w:lastRenderedPageBreak/>
         <w:drawing>
           <wp:inline distT="0" distB="0" distL="0" distR="0" wp14:anchorId="008F2289" wp14:editId="0E2CA4D5">
             <wp:extent cx="5486400" cy="3628679"/>
@@ -2808,18 +2862,18 @@
           <w:color w:val="666666"/>
           <w:sz w:val="18"/>
         </w:rPr>
-        <w:t>Figure 5. Candidate pairs: 5-core overlap (log scale) against average item-text richness.</w:t>
-      </w:r>
-    </w:p>
-    <w:p>
-      <w:r>
-        <w:rPr>
-          <w:b/>
-        </w:rPr>
-        <w:t xml:space="preserve">Recommendation. </w:t>
-      </w:r>
-      <w:r>
-        <w:t>We recommend Books → Movies &amp; TV: the roughly 45% larger overlap and direct comparability with prior work outweigh the metadata gap, which is mitigable by leaning on Books-side text and falling back to titles for sparse movies. The pair is left open here for the team to confirm before §3.1 (Select Data) locks it.</w:t>
+        <w:t>Figure 5. All ten pairs: 5-core overlap (log scale) against average item-text richness; the eight above the floor form the experiment set.</w:t>
+      </w:r>
+    </w:p>
+    <w:p>
+      <w:r>
+        <w:rPr>
+          <w:b/>
+        </w:rPr>
+        <w:t xml:space="preserve">Direction and threshold. </w:t>
+      </w:r>
+      <w:r>
+        <w:t>Each pair is run source→target with the larger vertical as source, so its denser user histories feed the mapping; this yields eight directed experiments (sixteen if the reverse, sparse→dense direction is added as a symmetric ablation). On the floor itself, the ~10k threshold is kept: it is the established §S2 planning floor, it cleanly admits eight of the ten pairs, and the two it excludes both involve the two smallest verticals (CDs &amp; Vinyl and Video Games). The three pairs in the 14–20k band clear the floor but are borderline and flagged as lower-confidence. The two sub-floor pairs are not dropped permanently — they are R1 contingency candidates, recoverable by relaxing to a 3-core filter, which raises overlap at the cost of a sparser, noisier catalog.</w:t>
       </w:r>
     </w:p>
     <w:p>
@@ -2830,7 +2884,7 @@
         <w:t xml:space="preserve">First findings and impact. </w:t>
       </w:r>
       <w:r>
-        <w:t>Four properties carry into the rest of the project: the heavy positive skew supports the binary-positive encoding discussed in §2.1; the pervasive cold-start (most users have one or two interactions) is exactly what cross-domain transfer is meant to relieve; the absence of orphan interactions means no item-side cleaning is needed for the within-vertical join; and the uneven metadata means the content bridge's strength is vertical-dependent and must be checked per pair in §2.4 and §3.</w:t>
+        <w:t>Four properties carry into the rest of the project: the heavy positive skew supports the binary-positive encoding discussed in §2.1; the pervasive cold-start (most users have one or two interactions) is exactly what cross-domain transfer is meant to relieve; the absence of orphan interactions means no item-side cleaning is needed for the within-vertical join; and the uneven metadata means the content bridge's strength varies across the eight-pair experiment set and must be tracked per pair in §2.4 and §3, rather than resolved by a single pair choice.</w:t>
       </w:r>
     </w:p>
     <w:p>
@@ -3791,15 +3845,504 @@
       </w:pPr>
     </w:p>
     <w:p>
-      <w:pPr>
-        <w:autoSpaceDE w:val="0"/>
-        <w:autoSpaceDN w:val="0"/>
-        <w:adjustRightInd w:val="0"/>
-        <w:spacing w:before="120" w:after="120" w:line="276" w:lineRule="auto"/>
-      </w:pPr>
-      <w:r>
-        <w:t>&lt;Place your text here&gt;</w:t>
-      </w:r>
+      <w:r>
+        <w:rPr>
+          <w:b/>
+        </w:rPr>
+        <w:t xml:space="preserve">Selection criteria, revisited. </w:t>
+      </w:r>
+      <w:r>
+        <w:t>Section 2 supplies the evidence this selection rests on: the pairwise user overlap (§2.3), the metadata population rates (§2.2.5), and the zero-orphan ratings–metadata join (§2.2.8). Because the project goal is cross-domain recommendation across every viable vertical pair, selection is two-tiered — which verticals enter the per-vertical pipeline, and which pairs enter the cross-domain experiment.</w:t>
+      </w:r>
+    </w:p>
+    <w:p>
+      <w:r>
+        <w:rPr>
+          <w:b/>
+        </w:rPr>
+        <w:t xml:space="preserve">Verticals included. </w:t>
+      </w:r>
+      <w:r>
+        <w:t>All five downloaded verticals (Books, Movies &amp; TV, CDs &amp; Vinyl, Video Games, Toys &amp; Games) are retained for per-vertical processing. Eight of the ten pairs they form clear the overlap floor, so processing all five once makes every viable pair available with no rework; none is excluded at this stage.</w:t>
+      </w:r>
+    </w:p>
+    <w:p>
+      <w:r>
+        <w:rPr>
+          <w:b/>
+        </w:rPr>
+        <w:t xml:space="preserve">Pairs included. </w:t>
+      </w:r>
+      <w:r>
+        <w:t>The cross-domain experiment keeps the eight ordered source→target pairs whose shared-user count clears the planning floor of 10,000 (§2.3). The two sub-floor pairs — Toys &amp; Games ↔ CDs &amp; Vinyl and CDs &amp; Vinyl ↔ Video Games — are excluded and flagged as R1 contingency candidates, recoverable by relaxing the density filter to 3-core. Source is the larger vertical in each pair, so the denser user history supervises the mapping.</w:t>
+      </w:r>
+    </w:p>
+    <w:p>
+      <w:r>
+        <w:rPr>
+          <w:b/>
+        </w:rPr>
+        <w:t xml:space="preserve">Attributes included, and their relative importance. </w:t>
+      </w:r>
+      <w:r>
+        <w:t>All four ratings fields are kept: user_id and parent_asin (identity), rating (interaction signal), and timestamp (for the temporal split). From the metadata the model-relevant fields are kept — title, description, features (item text); categories and main_category (taxonomy); store, details and author (structured side-information); and average_rating and rating_number (popularity priors). Following CRISP-DM's prompt to weight attributes, the item text and taxonomy are the highest-importance attributes (they are the cross-vertical bridge), the identity and interaction fields are essential, and the popularity priors are secondary. Excluded as irrelevant or unusable: images and videos (URLs only), price (missing for up to 53% of Movies &amp; TV items), subtitle (cosmetic), and bought_together (100% null — §3.2).</w:t>
+      </w:r>
+    </w:p>
+    <w:p>
+      <w:r>
+        <w:rPr>
+          <w:b/>
+        </w:rPr>
+        <w:t xml:space="preserve">Rows included. </w:t>
+      </w:r>
+      <w:r>
+        <w:t>Each vertical is reduced to its 5-core — users and items with at least five interactions, iterated to stability — applied independently per vertical after the rating-based row drops of §3.2. Table 4 reports the reduction.</w:t>
+      </w:r>
+    </w:p>
+    <w:p/>
+    <w:p/>
+    <w:p/>
+    <w:p/>
+    <w:p>
+      <w:r>
+        <w:rPr>
+          <w:b/>
+        </w:rPr>
+        <w:lastRenderedPageBreak/>
+        <w:t xml:space="preserve">Table 4. </w:t>
+      </w:r>
+      <w:r>
+        <w:rPr>
+          <w:i/>
+        </w:rPr>
+        <w:t>Per-vertical row selection: 0-core → 5-core after dropping out-of-range and neutral ratings.</w:t>
+      </w:r>
+    </w:p>
+    <w:tbl>
+      <w:tblPr>
+        <w:tblW w:w="0" w:type="auto"/>
+        <w:tblBorders>
+          <w:top w:val="single" w:sz="4" w:space="0" w:color="999999"/>
+          <w:left w:val="single" w:sz="4" w:space="0" w:color="999999"/>
+          <w:bottom w:val="single" w:sz="4" w:space="0" w:color="999999"/>
+          <w:right w:val="single" w:sz="4" w:space="0" w:color="999999"/>
+          <w:insideH w:val="single" w:sz="4" w:space="0" w:color="999999"/>
+          <w:insideV w:val="single" w:sz="4" w:space="0" w:color="999999"/>
+        </w:tblBorders>
+        <w:tblLook w:val="04A0" w:firstRow="1" w:lastRow="0" w:firstColumn="1" w:lastColumn="0" w:noHBand="0" w:noVBand="1"/>
+      </w:tblPr>
+      <w:tblGrid>
+        <w:gridCol w:w="1628"/>
+        <w:gridCol w:w="1629"/>
+        <w:gridCol w:w="1629"/>
+        <w:gridCol w:w="1628"/>
+        <w:gridCol w:w="1628"/>
+        <w:gridCol w:w="1628"/>
+      </w:tblGrid>
+      <w:tr>
+        <w:tc>
+          <w:tcPr>
+            <w:tcW w:w="1630" w:type="dxa"/>
+            <w:shd w:val="clear" w:color="auto" w:fill="D9E2F3"/>
+          </w:tcPr>
+          <w:p>
+            <w:r>
+              <w:rPr>
+                <w:b/>
+              </w:rPr>
+              <w:t>Vertical</w:t>
+            </w:r>
+          </w:p>
+        </w:tc>
+        <w:tc>
+          <w:tcPr>
+            <w:tcW w:w="1630" w:type="dxa"/>
+            <w:shd w:val="clear" w:color="auto" w:fill="D9E2F3"/>
+          </w:tcPr>
+          <w:p>
+            <w:r>
+              <w:rPr>
+                <w:b/>
+              </w:rPr>
+              <w:t>0-core interactions</w:t>
+            </w:r>
+          </w:p>
+        </w:tc>
+        <w:tc>
+          <w:tcPr>
+            <w:tcW w:w="1630" w:type="dxa"/>
+            <w:shd w:val="clear" w:color="auto" w:fill="D9E2F3"/>
+          </w:tcPr>
+          <w:p>
+            <w:r>
+              <w:rPr>
+                <w:b/>
+              </w:rPr>
+              <w:t>5-core interactions</w:t>
+            </w:r>
+          </w:p>
+        </w:tc>
+        <w:tc>
+          <w:tcPr>
+            <w:tcW w:w="1630" w:type="dxa"/>
+            <w:shd w:val="clear" w:color="auto" w:fill="D9E2F3"/>
+          </w:tcPr>
+          <w:p>
+            <w:r>
+              <w:rPr>
+                <w:b/>
+              </w:rPr>
+              <w:t>Retention %</w:t>
+            </w:r>
+          </w:p>
+        </w:tc>
+        <w:tc>
+          <w:tcPr>
+            <w:tcW w:w="1630" w:type="dxa"/>
+            <w:shd w:val="clear" w:color="auto" w:fill="D9E2F3"/>
+          </w:tcPr>
+          <w:p>
+            <w:r>
+              <w:rPr>
+                <w:b/>
+              </w:rPr>
+              <w:t>5-core users</w:t>
+            </w:r>
+          </w:p>
+        </w:tc>
+        <w:tc>
+          <w:tcPr>
+            <w:tcW w:w="1630" w:type="dxa"/>
+            <w:shd w:val="clear" w:color="auto" w:fill="D9E2F3"/>
+          </w:tcPr>
+          <w:p>
+            <w:r>
+              <w:rPr>
+                <w:b/>
+              </w:rPr>
+              <w:t>5-core items</w:t>
+            </w:r>
+          </w:p>
+        </w:tc>
+      </w:tr>
+      <w:tr>
+        <w:tc>
+          <w:tcPr>
+            <w:tcW w:w="1630" w:type="dxa"/>
+          </w:tcPr>
+          <w:p>
+            <w:r>
+              <w:t>Books</w:t>
+            </w:r>
+          </w:p>
+        </w:tc>
+        <w:tc>
+          <w:tcPr>
+            <w:tcW w:w="1630" w:type="dxa"/>
+          </w:tcPr>
+          <w:p>
+            <w:r>
+              <w:t>29,139,329</w:t>
+            </w:r>
+          </w:p>
+        </w:tc>
+        <w:tc>
+          <w:tcPr>
+            <w:tcW w:w="1630" w:type="dxa"/>
+          </w:tcPr>
+          <w:p>
+            <w:r>
+              <w:t>8,130,341</w:t>
+            </w:r>
+          </w:p>
+        </w:tc>
+        <w:tc>
+          <w:tcPr>
+            <w:tcW w:w="1630" w:type="dxa"/>
+          </w:tcPr>
+          <w:p>
+            <w:r>
+              <w:t>27.9</w:t>
+            </w:r>
+          </w:p>
+        </w:tc>
+        <w:tc>
+          <w:tcPr>
+            <w:tcW w:w="1630" w:type="dxa"/>
+          </w:tcPr>
+          <w:p>
+            <w:r>
+              <w:t>687,023</w:t>
+            </w:r>
+          </w:p>
+        </w:tc>
+        <w:tc>
+          <w:tcPr>
+            <w:tcW w:w="1630" w:type="dxa"/>
+          </w:tcPr>
+          <w:p>
+            <w:r>
+              <w:t>440,134</w:t>
+            </w:r>
+          </w:p>
+        </w:tc>
+      </w:tr>
+      <w:tr>
+        <w:tc>
+          <w:tcPr>
+            <w:tcW w:w="1630" w:type="dxa"/>
+          </w:tcPr>
+          <w:p>
+            <w:r>
+              <w:t>Movies &amp; TV</w:t>
+            </w:r>
+          </w:p>
+        </w:tc>
+        <w:tc>
+          <w:tcPr>
+            <w:tcW w:w="1630" w:type="dxa"/>
+          </w:tcPr>
+          <w:p>
+            <w:r>
+              <w:t>17,158,519</w:t>
+            </w:r>
+          </w:p>
+        </w:tc>
+        <w:tc>
+          <w:tcPr>
+            <w:tcW w:w="1630" w:type="dxa"/>
+          </w:tcPr>
+          <w:p>
+            <w:r>
+              <w:t>6,486,790</w:t>
+            </w:r>
+          </w:p>
+        </w:tc>
+        <w:tc>
+          <w:tcPr>
+            <w:tcW w:w="1630" w:type="dxa"/>
+          </w:tcPr>
+          <w:p>
+            <w:r>
+              <w:t>37.8</w:t>
+            </w:r>
+          </w:p>
+        </w:tc>
+        <w:tc>
+          <w:tcPr>
+            <w:tcW w:w="1630" w:type="dxa"/>
+          </w:tcPr>
+          <w:p>
+            <w:r>
+              <w:t>592,843</w:t>
+            </w:r>
+          </w:p>
+        </w:tc>
+        <w:tc>
+          <w:tcPr>
+            <w:tcW w:w="1630" w:type="dxa"/>
+          </w:tcPr>
+          <w:p>
+            <w:r>
+              <w:t>181,532</w:t>
+            </w:r>
+          </w:p>
+        </w:tc>
+      </w:tr>
+      <w:tr>
+        <w:tc>
+          <w:tcPr>
+            <w:tcW w:w="1630" w:type="dxa"/>
+          </w:tcPr>
+          <w:p>
+            <w:r>
+              <w:t>CDs &amp; Vinyl</w:t>
+            </w:r>
+          </w:p>
+        </w:tc>
+        <w:tc>
+          <w:tcPr>
+            <w:tcW w:w="1630" w:type="dxa"/>
+          </w:tcPr>
+          <w:p>
+            <w:r>
+              <w:t>4,772,071</w:t>
+            </w:r>
+          </w:p>
+        </w:tc>
+        <w:tc>
+          <w:tcPr>
+            <w:tcW w:w="1630" w:type="dxa"/>
+          </w:tcPr>
+          <w:p>
+            <w:r>
+              <w:t>1,370,152</w:t>
+            </w:r>
+          </w:p>
+        </w:tc>
+        <w:tc>
+          <w:tcPr>
+            <w:tcW w:w="1630" w:type="dxa"/>
+          </w:tcPr>
+          <w:p>
+            <w:r>
+              <w:t>28.7</w:t>
+            </w:r>
+          </w:p>
+        </w:tc>
+        <w:tc>
+          <w:tcPr>
+            <w:tcW w:w="1630" w:type="dxa"/>
+          </w:tcPr>
+          <w:p>
+            <w:r>
+              <w:t>112,342</w:t>
+            </w:r>
+          </w:p>
+        </w:tc>
+        <w:tc>
+          <w:tcPr>
+            <w:tcW w:w="1630" w:type="dxa"/>
+          </w:tcPr>
+          <w:p>
+            <w:r>
+              <w:t>80,990</w:t>
+            </w:r>
+          </w:p>
+        </w:tc>
+      </w:tr>
+      <w:tr>
+        <w:tc>
+          <w:tcPr>
+            <w:tcW w:w="1630" w:type="dxa"/>
+          </w:tcPr>
+          <w:p>
+            <w:r>
+              <w:t>Video Games</w:t>
+            </w:r>
+          </w:p>
+        </w:tc>
+        <w:tc>
+          <w:tcPr>
+            <w:tcW w:w="1630" w:type="dxa"/>
+          </w:tcPr>
+          <w:p>
+            <w:r>
+              <w:t>4,555,500</w:t>
+            </w:r>
+          </w:p>
+        </w:tc>
+        <w:tc>
+          <w:tcPr>
+            <w:tcW w:w="1630" w:type="dxa"/>
+          </w:tcPr>
+          <w:p>
+            <w:r>
+              <w:t>682,040</w:t>
+            </w:r>
+          </w:p>
+        </w:tc>
+        <w:tc>
+          <w:tcPr>
+            <w:tcW w:w="1630" w:type="dxa"/>
+          </w:tcPr>
+          <w:p>
+            <w:r>
+              <w:t>15.0</w:t>
+            </w:r>
+          </w:p>
+        </w:tc>
+        <w:tc>
+          <w:tcPr>
+            <w:tcW w:w="1630" w:type="dxa"/>
+          </w:tcPr>
+          <w:p>
+            <w:r>
+              <w:t>80,886</w:t>
+            </w:r>
+          </w:p>
+        </w:tc>
+        <w:tc>
+          <w:tcPr>
+            <w:tcW w:w="1630" w:type="dxa"/>
+          </w:tcPr>
+          <w:p>
+            <w:r>
+              <w:t>22,746</w:t>
+            </w:r>
+          </w:p>
+        </w:tc>
+      </w:tr>
+      <w:tr>
+        <w:tc>
+          <w:tcPr>
+            <w:tcW w:w="1630" w:type="dxa"/>
+          </w:tcPr>
+          <w:p>
+            <w:r>
+              <w:t>Toys &amp; Games</w:t>
+            </w:r>
+          </w:p>
+        </w:tc>
+        <w:tc>
+          <w:tcPr>
+            <w:tcW w:w="1630" w:type="dxa"/>
+          </w:tcPr>
+          <w:p>
+            <w:r>
+              <w:t>16,052,440</w:t>
+            </w:r>
+          </w:p>
+        </w:tc>
+        <w:tc>
+          <w:tcPr>
+            <w:tcW w:w="1630" w:type="dxa"/>
+          </w:tcPr>
+          <w:p>
+            <w:r>
+              <w:t>3,360,986</w:t>
+            </w:r>
+          </w:p>
+        </w:tc>
+        <w:tc>
+          <w:tcPr>
+            <w:tcW w:w="1630" w:type="dxa"/>
+          </w:tcPr>
+          <w:p>
+            <w:r>
+              <w:t>20.9</w:t>
+            </w:r>
+          </w:p>
+        </w:tc>
+        <w:tc>
+          <w:tcPr>
+            <w:tcW w:w="1630" w:type="dxa"/>
+          </w:tcPr>
+          <w:p>
+            <w:r>
+              <w:t>379,869</w:t>
+            </w:r>
+          </w:p>
+        </w:tc>
+        <w:tc>
+          <w:tcPr>
+            <w:tcW w:w="1630" w:type="dxa"/>
+          </w:tcPr>
+          <w:p>
+            <w:r>
+              <w:t>148,572</w:t>
+            </w:r>
+          </w:p>
+        </w:tc>
+      </w:tr>
+    </w:tbl>
+    <w:p>
+      <w:pPr>
+        <w:autoSpaceDE w:val="0"/>
+        <w:autoSpaceDN w:val="0"/>
+        <w:adjustRightInd w:val="0"/>
+        <w:spacing w:before="120" w:after="120" w:line="276" w:lineRule="auto"/>
+      </w:pPr>
     </w:p>
     <w:p>
       <w:pPr>
@@ -3944,15 +4487,89 @@
       </w:pPr>
     </w:p>
     <w:p>
-      <w:pPr>
-        <w:autoSpaceDE w:val="0"/>
-        <w:autoSpaceDN w:val="0"/>
-        <w:adjustRightInd w:val="0"/>
-        <w:spacing w:before="120" w:after="120" w:line="276" w:lineRule="auto"/>
-      </w:pPr>
-      <w:r>
-        <w:t>&lt;Place your text here&gt;</w:t>
-      </w:r>
+      <w:r>
+        <w:rPr>
+          <w:b/>
+        </w:rPr>
+        <w:t xml:space="preserve">Scope. </w:t>
+      </w:r>
+      <w:r>
+        <w:t>Each data-quality finding from §2.4 maps to one cleaning action. The checks are applied per vertical on the post-selection tables; counts are over the full snapshot.</w:t>
+      </w:r>
+    </w:p>
+    <w:p>
+      <w:r>
+        <w:rPr>
+          <w:b/>
+        </w:rPr>
+        <w:t xml:space="preserve">Out-of-range ratings. </w:t>
+      </w:r>
+      <w:r>
+        <w:t>The four Books interactions carrying a rating of 0 — the only out-of-range values in any vertical (§2.4) — are dropped. The neutral 3-star ratings are also removed here, but as a labelling decision rather than a quality fix (§3.3): 2,032,688 in Books, 1,248,470 in Movies &amp; TV, 1,090,727 in Toys &amp; Games, 335,256 in Video Games, and 280,338 in CDs &amp; Vinyl.</w:t>
+      </w:r>
+    </w:p>
+    <w:p>
+      <w:r>
+        <w:rPr>
+          <w:b/>
+        </w:rPr>
+        <w:t xml:space="preserve">Universally-null field. </w:t>
+      </w:r>
+      <w:r>
+        <w:t>bought_together is null for 100% of items in all five verticals — confirmed again on the kept-item subset — and is dropped. No other field is universally empty.</w:t>
+      </w:r>
+    </w:p>
+    <w:p>
+      <w:r>
+        <w:rPr>
+          <w:b/>
+        </w:rPr>
+        <w:t xml:space="preserve">Missing item text — defaults, not deletion. </w:t>
+      </w:r>
+      <w:r>
+        <w:t>Where the rich-text fields are empty the pipeline falls back to title + store + details before giving up; only items with no usable text at all receive a shared placeholder vector (§3.3), and none is dropped, because deleting a text-poor item would also delete its interactions and re-introduce the sparsity the 5-core filter just removed. The fallback is needed almost entirely in Movies &amp; TV — 106,431 of 181,532 items (59%) carry primary text, 75,097 fall back, and only 4 have no text — while every other vertical is essentially all-primary (Books 440,134 of 440,134). This matches §2.2's finding that Movies &amp; TV is the thinnest catalog (title missing on 41% of kept items, features on 95%).</w:t>
+      </w:r>
+    </w:p>
+    <w:p>
+      <w:r>
+        <w:rPr>
+          <w:b/>
+        </w:rPr>
+        <w:t xml:space="preserve">Categorical normalization. </w:t>
+      </w:r>
+      <w:r>
+        <w:t>store and each categories path element are lower-cased and whitespace-collapsed to merge casing and near-duplicate variants before they are used as features.</w:t>
+      </w:r>
+    </w:p>
+    <w:p>
+      <w:r>
+        <w:rPr>
+          <w:b/>
+        </w:rPr>
+        <w:t xml:space="preserve">main_category correctness. </w:t>
+      </w:r>
+      <w:r>
+        <w:t>Because main_category holds the live store label at scrape time rather than the dataset partition (§2.4), every item is stamped with a source_vertical taken from the file it came from; main_category is retained only as a descriptive feature.</w:t>
+      </w:r>
+    </w:p>
+    <w:p>
+      <w:r>
+        <w:rPr>
+          <w:b/>
+        </w:rPr>
+        <w:t xml:space="preserve">Integrity confirmed. </w:t>
+      </w:r>
+      <w:r>
+        <w:t>The axes §2.4 found clean were re-verified after selection and hold exactly: zero duplicate (user, item) pairs and zero null keys in every vertical, all timestamps positive and within 1996–2023, and zero orphan interactions at the within-vertical join (§3.4). No de-duplication, key repair, or timestamp correction was required.</w:t>
+      </w:r>
+    </w:p>
+    <w:p>
+      <w:pPr>
+        <w:autoSpaceDE w:val="0"/>
+        <w:autoSpaceDN w:val="0"/>
+        <w:adjustRightInd w:val="0"/>
+        <w:spacing w:before="120" w:after="120" w:line="276" w:lineRule="auto"/>
+      </w:pPr>
     </w:p>
     <w:p>
       <w:pPr>
@@ -4218,15 +4835,72 @@
       </w:pPr>
     </w:p>
     <w:p>
-      <w:pPr>
-        <w:autoSpaceDE w:val="0"/>
-        <w:autoSpaceDN w:val="0"/>
-        <w:adjustRightInd w:val="0"/>
-        <w:spacing w:before="120" w:after="120" w:line="276" w:lineRule="auto"/>
-      </w:pPr>
-      <w:r>
-        <w:t>&lt;Place your text here&gt;</w:t>
-      </w:r>
+      <w:r>
+        <w:rPr>
+          <w:b/>
+        </w:rPr>
+        <w:t xml:space="preserve">Interaction label. </w:t>
+      </w:r>
+      <w:r>
+        <w:t>The training target y is derived from rating: ≥4 → positive (1), 1–2 → explicit negative (0), 3 dropped. The positive share is very high in every vertical — 0.93 Books, 0.88 Movies &amp; TV, 0.94 CDs &amp; Vinyl, 0.89 Video Games, 0.92 Toys &amp; Games — so explicit negatives are scarce (e.g. 566,579 against 7.56M positives in Books), which is what motivates the generated negatives below. A per-row weight carries the explicit-negative up-weighting knob (default 1.0). See Table 5.</w:t>
+      </w:r>
+    </w:p>
+    <w:p>
+      <w:r>
+        <w:rPr>
+          <w:b/>
+        </w:rPr>
+        <w:t xml:space="preserve">Item text embedding. </w:t>
+      </w:r>
+      <w:r>
+        <w:t>title, description and features are newline-joined and encoded with sentence-transformers/all-MiniLM-L6-v2 into an L2-normalised 384-dimensional vector, cached by SHA-1 of the text so cross-vertical duplicate texts encode once. Inputs are truncated to 256 tokens; a non-trivial tail exceeds this (sequences up to ~1,022 tokens were observed), so long descriptions are clipped. Items with no usable text receive a shared placeholder vector. Coverage follows text availability from §3.2: essentially every Books, CDs &amp; Vinyl, Video Games and Toys item and all but four Movies &amp; TV items have an embeddable text, so a full encoding pass embeds the entire catalog except those four placeholders. (The current run was a smoke pass that materialised only a sample of vectors; the full pass is pending and does not change the design.)</w:t>
+      </w:r>
+    </w:p>
+    <w:p>
+      <w:r>
+        <w:rPr>
+          <w:b/>
+        </w:rPr>
+        <w:t xml:space="preserve">Category multi-hot. </w:t>
+      </w:r>
+      <w:r>
+        <w:t>The hierarchical categories paths are encoded as a multi-hot vector over a single vocabulary of 3,092 category tokens built across all five verticals, so every vertical sits in one shared category space — enabling the categories-only ablation and cross-vertical comparison.</w:t>
+      </w:r>
+    </w:p>
+    <w:p>
+      <w:r>
+        <w:rPr>
+          <w:b/>
+        </w:rPr>
+        <w:t xml:space="preserve">Popularity priors and normalization. </w:t>
+      </w:r>
+      <w:r>
+        <w:t>average_rating is passed through (median-filled); rating_number is heavy-tailed, so following CRISP-DM's normalization prompt it is log1p-transformed then z-scored per vertical, with the mean and standard deviation stored for inference. These are candidate item features, secondary to the bridge.</w:t>
+      </w:r>
+    </w:p>
+    <w:p>
+      <w:pPr>
+        <w:autoSpaceDE w:val="0"/>
+        <w:autoSpaceDN w:val="0"/>
+        <w:adjustRightInd w:val="0"/>
+        <w:spacing w:before="120" w:after="120" w:line="276" w:lineRule="auto"/>
+      </w:pPr>
+    </w:p>
+    <w:p>
+      <w:pPr>
+        <w:autoSpaceDE w:val="0"/>
+        <w:autoSpaceDN w:val="0"/>
+        <w:adjustRightInd w:val="0"/>
+        <w:spacing w:before="120" w:after="120" w:line="276" w:lineRule="auto"/>
+      </w:pPr>
+    </w:p>
+    <w:p>
+      <w:pPr>
+        <w:autoSpaceDE w:val="0"/>
+        <w:autoSpaceDN w:val="0"/>
+        <w:adjustRightInd w:val="0"/>
+        <w:spacing w:before="120" w:after="120" w:line="276" w:lineRule="auto"/>
+      </w:pPr>
     </w:p>
     <w:p>
       <w:pPr>
@@ -4254,6 +4928,7 @@
           <w:b/>
           <w:bCs/>
         </w:rPr>
+        <w:lastRenderedPageBreak/>
         <w:t>Output Generated Records</w:t>
       </w:r>
     </w:p>
@@ -4287,15 +4962,520 @@
       </w:pPr>
     </w:p>
     <w:p>
-      <w:pPr>
-        <w:autoSpaceDE w:val="0"/>
-        <w:autoSpaceDN w:val="0"/>
-        <w:adjustRightInd w:val="0"/>
-        <w:spacing w:before="120" w:after="120" w:line="276" w:lineRule="auto"/>
-      </w:pPr>
-      <w:r>
-        <w:t>&lt;Place your text here&gt;</w:t>
-      </w:r>
+      <w:r>
+        <w:rPr>
+          <w:b/>
+        </w:rPr>
+        <w:t xml:space="preserve">Sampled negatives. </w:t>
+      </w:r>
+      <w:r>
+        <w:t>Implicit-feedback training needs negatives beyond the scarce explicit ones. For every positive interaction, four items the user has never interacted with are drawn uniformly from the vertical's catalog (seeded per vertical for reproducibility); the user's full pre-filter history defines the exclusion set, so a sampled negative is never a hidden positive. This generates 30,255,048 negative rows for Books, 22,854,852 for Movies &amp; TV, 12,390,088 for Toys &amp; Games, 5,136,260 for CDs &amp; Vinyl and 2,417,508 for Video Games, which combine with the labelled positives and explicit negatives into the per-vertical training signal (Books 38.39M rows, Movies &amp; TV 29.34M, Toys &amp; Games 15.75M, CDs &amp; Vinyl 6.51M, Video Games 3.10M). No prototype or aggregate records are generated; these negatives are the only generated records.</w:t>
+      </w:r>
+    </w:p>
+    <w:p>
+      <w:r>
+        <w:rPr>
+          <w:b/>
+        </w:rPr>
+        <w:t xml:space="preserve">Table 5. </w:t>
+      </w:r>
+      <w:r>
+        <w:rPr>
+          <w:i/>
+        </w:rPr>
+        <w:t>Per-vertical label distribution, generated negatives, and embeddable-text coverage.</w:t>
+      </w:r>
+    </w:p>
+    <w:tbl>
+      <w:tblPr>
+        <w:tblW w:w="0" w:type="auto"/>
+        <w:tblBorders>
+          <w:top w:val="single" w:sz="4" w:space="0" w:color="999999"/>
+          <w:left w:val="single" w:sz="4" w:space="0" w:color="999999"/>
+          <w:bottom w:val="single" w:sz="4" w:space="0" w:color="999999"/>
+          <w:right w:val="single" w:sz="4" w:space="0" w:color="999999"/>
+          <w:insideH w:val="single" w:sz="4" w:space="0" w:color="999999"/>
+          <w:insideV w:val="single" w:sz="4" w:space="0" w:color="999999"/>
+        </w:tblBorders>
+        <w:tblLook w:val="04A0" w:firstRow="1" w:lastRow="0" w:firstColumn="1" w:lastColumn="0" w:noHBand="0" w:noVBand="1"/>
+      </w:tblPr>
+      <w:tblGrid>
+        <w:gridCol w:w="1396"/>
+        <w:gridCol w:w="1396"/>
+        <w:gridCol w:w="1395"/>
+        <w:gridCol w:w="1395"/>
+        <w:gridCol w:w="1396"/>
+        <w:gridCol w:w="1395"/>
+        <w:gridCol w:w="1397"/>
+      </w:tblGrid>
+      <w:tr>
+        <w:tc>
+          <w:tcPr>
+            <w:tcW w:w="1397" w:type="dxa"/>
+            <w:shd w:val="clear" w:color="auto" w:fill="D9E2F3"/>
+          </w:tcPr>
+          <w:p>
+            <w:r>
+              <w:rPr>
+                <w:b/>
+              </w:rPr>
+              <w:t>Vertical</w:t>
+            </w:r>
+          </w:p>
+        </w:tc>
+        <w:tc>
+          <w:tcPr>
+            <w:tcW w:w="1397" w:type="dxa"/>
+            <w:shd w:val="clear" w:color="auto" w:fill="D9E2F3"/>
+          </w:tcPr>
+          <w:p>
+            <w:r>
+              <w:rPr>
+                <w:b/>
+              </w:rPr>
+              <w:t>Positives</w:t>
+            </w:r>
+          </w:p>
+        </w:tc>
+        <w:tc>
+          <w:tcPr>
+            <w:tcW w:w="1397" w:type="dxa"/>
+            <w:shd w:val="clear" w:color="auto" w:fill="D9E2F3"/>
+          </w:tcPr>
+          <w:p>
+            <w:r>
+              <w:rPr>
+                <w:b/>
+              </w:rPr>
+              <w:t>Explicit neg.</w:t>
+            </w:r>
+          </w:p>
+        </w:tc>
+        <w:tc>
+          <w:tcPr>
+            <w:tcW w:w="1397" w:type="dxa"/>
+            <w:shd w:val="clear" w:color="auto" w:fill="D9E2F3"/>
+          </w:tcPr>
+          <w:p>
+            <w:r>
+              <w:rPr>
+                <w:b/>
+              </w:rPr>
+              <w:t>Pos. ratio</w:t>
+            </w:r>
+          </w:p>
+        </w:tc>
+        <w:tc>
+          <w:tcPr>
+            <w:tcW w:w="1397" w:type="dxa"/>
+            <w:shd w:val="clear" w:color="auto" w:fill="D9E2F3"/>
+          </w:tcPr>
+          <w:p>
+            <w:r>
+              <w:rPr>
+                <w:b/>
+              </w:rPr>
+              <w:t>Sampled neg.</w:t>
+            </w:r>
+          </w:p>
+        </w:tc>
+        <w:tc>
+          <w:tcPr>
+            <w:tcW w:w="1397" w:type="dxa"/>
+            <w:shd w:val="clear" w:color="auto" w:fill="D9E2F3"/>
+          </w:tcPr>
+          <w:p>
+            <w:r>
+              <w:rPr>
+                <w:b/>
+              </w:rPr>
+              <w:t>Items (kept)</w:t>
+            </w:r>
+          </w:p>
+        </w:tc>
+        <w:tc>
+          <w:tcPr>
+            <w:tcW w:w="1397" w:type="dxa"/>
+            <w:shd w:val="clear" w:color="auto" w:fill="D9E2F3"/>
+          </w:tcPr>
+          <w:p>
+            <w:r>
+              <w:rPr>
+                <w:b/>
+              </w:rPr>
+              <w:t>Text placeholder</w:t>
+            </w:r>
+          </w:p>
+        </w:tc>
+      </w:tr>
+      <w:tr>
+        <w:tc>
+          <w:tcPr>
+            <w:tcW w:w="1397" w:type="dxa"/>
+          </w:tcPr>
+          <w:p>
+            <w:r>
+              <w:t>Books</w:t>
+            </w:r>
+          </w:p>
+        </w:tc>
+        <w:tc>
+          <w:tcPr>
+            <w:tcW w:w="1397" w:type="dxa"/>
+          </w:tcPr>
+          <w:p>
+            <w:r>
+              <w:t>7,563,762</w:t>
+            </w:r>
+          </w:p>
+        </w:tc>
+        <w:tc>
+          <w:tcPr>
+            <w:tcW w:w="1397" w:type="dxa"/>
+          </w:tcPr>
+          <w:p>
+            <w:r>
+              <w:t>566,579</w:t>
+            </w:r>
+          </w:p>
+        </w:tc>
+        <w:tc>
+          <w:tcPr>
+            <w:tcW w:w="1397" w:type="dxa"/>
+          </w:tcPr>
+          <w:p>
+            <w:r>
+              <w:t>0.93</w:t>
+            </w:r>
+          </w:p>
+        </w:tc>
+        <w:tc>
+          <w:tcPr>
+            <w:tcW w:w="1397" w:type="dxa"/>
+          </w:tcPr>
+          <w:p>
+            <w:r>
+              <w:t>30,255,048</w:t>
+            </w:r>
+          </w:p>
+        </w:tc>
+        <w:tc>
+          <w:tcPr>
+            <w:tcW w:w="1397" w:type="dxa"/>
+          </w:tcPr>
+          <w:p>
+            <w:r>
+              <w:t>440,134</w:t>
+            </w:r>
+          </w:p>
+        </w:tc>
+        <w:tc>
+          <w:tcPr>
+            <w:tcW w:w="1397" w:type="dxa"/>
+          </w:tcPr>
+          <w:p>
+            <w:r>
+              <w:t>0</w:t>
+            </w:r>
+          </w:p>
+        </w:tc>
+      </w:tr>
+      <w:tr>
+        <w:tc>
+          <w:tcPr>
+            <w:tcW w:w="1397" w:type="dxa"/>
+          </w:tcPr>
+          <w:p>
+            <w:r>
+              <w:t>Movies &amp; TV</w:t>
+            </w:r>
+          </w:p>
+        </w:tc>
+        <w:tc>
+          <w:tcPr>
+            <w:tcW w:w="1397" w:type="dxa"/>
+          </w:tcPr>
+          <w:p>
+            <w:r>
+              <w:t>5,713,713</w:t>
+            </w:r>
+          </w:p>
+        </w:tc>
+        <w:tc>
+          <w:tcPr>
+            <w:tcW w:w="1397" w:type="dxa"/>
+          </w:tcPr>
+          <w:p>
+            <w:r>
+              <w:t>773,077</w:t>
+            </w:r>
+          </w:p>
+        </w:tc>
+        <w:tc>
+          <w:tcPr>
+            <w:tcW w:w="1397" w:type="dxa"/>
+          </w:tcPr>
+          <w:p>
+            <w:r>
+              <w:t>0.88</w:t>
+            </w:r>
+          </w:p>
+        </w:tc>
+        <w:tc>
+          <w:tcPr>
+            <w:tcW w:w="1397" w:type="dxa"/>
+          </w:tcPr>
+          <w:p>
+            <w:r>
+              <w:t>22,854,852</w:t>
+            </w:r>
+          </w:p>
+        </w:tc>
+        <w:tc>
+          <w:tcPr>
+            <w:tcW w:w="1397" w:type="dxa"/>
+          </w:tcPr>
+          <w:p>
+            <w:r>
+              <w:t>181,532</w:t>
+            </w:r>
+          </w:p>
+        </w:tc>
+        <w:tc>
+          <w:tcPr>
+            <w:tcW w:w="1397" w:type="dxa"/>
+          </w:tcPr>
+          <w:p>
+            <w:r>
+              <w:t>4</w:t>
+            </w:r>
+          </w:p>
+        </w:tc>
+      </w:tr>
+      <w:tr>
+        <w:tc>
+          <w:tcPr>
+            <w:tcW w:w="1397" w:type="dxa"/>
+          </w:tcPr>
+          <w:p>
+            <w:r>
+              <w:t>CDs &amp; Vinyl</w:t>
+            </w:r>
+          </w:p>
+        </w:tc>
+        <w:tc>
+          <w:tcPr>
+            <w:tcW w:w="1397" w:type="dxa"/>
+          </w:tcPr>
+          <w:p>
+            <w:r>
+              <w:t>1,284,065</w:t>
+            </w:r>
+          </w:p>
+        </w:tc>
+        <w:tc>
+          <w:tcPr>
+            <w:tcW w:w="1397" w:type="dxa"/>
+          </w:tcPr>
+          <w:p>
+            <w:r>
+              <w:t>86,087</w:t>
+            </w:r>
+          </w:p>
+        </w:tc>
+        <w:tc>
+          <w:tcPr>
+            <w:tcW w:w="1397" w:type="dxa"/>
+          </w:tcPr>
+          <w:p>
+            <w:r>
+              <w:t>0.94</w:t>
+            </w:r>
+          </w:p>
+        </w:tc>
+        <w:tc>
+          <w:tcPr>
+            <w:tcW w:w="1397" w:type="dxa"/>
+          </w:tcPr>
+          <w:p>
+            <w:r>
+              <w:t>5,136,260</w:t>
+            </w:r>
+          </w:p>
+        </w:tc>
+        <w:tc>
+          <w:tcPr>
+            <w:tcW w:w="1397" w:type="dxa"/>
+          </w:tcPr>
+          <w:p>
+            <w:r>
+              <w:t>80,990</w:t>
+            </w:r>
+          </w:p>
+        </w:tc>
+        <w:tc>
+          <w:tcPr>
+            <w:tcW w:w="1397" w:type="dxa"/>
+          </w:tcPr>
+          <w:p>
+            <w:r>
+              <w:t>0</w:t>
+            </w:r>
+          </w:p>
+        </w:tc>
+      </w:tr>
+      <w:tr>
+        <w:tc>
+          <w:tcPr>
+            <w:tcW w:w="1397" w:type="dxa"/>
+          </w:tcPr>
+          <w:p>
+            <w:r>
+              <w:t>Video Games</w:t>
+            </w:r>
+          </w:p>
+        </w:tc>
+        <w:tc>
+          <w:tcPr>
+            <w:tcW w:w="1397" w:type="dxa"/>
+          </w:tcPr>
+          <w:p>
+            <w:r>
+              <w:t>604,377</w:t>
+            </w:r>
+          </w:p>
+        </w:tc>
+        <w:tc>
+          <w:tcPr>
+            <w:tcW w:w="1397" w:type="dxa"/>
+          </w:tcPr>
+          <w:p>
+            <w:r>
+              <w:t>77,663</w:t>
+            </w:r>
+          </w:p>
+        </w:tc>
+        <w:tc>
+          <w:tcPr>
+            <w:tcW w:w="1397" w:type="dxa"/>
+          </w:tcPr>
+          <w:p>
+            <w:r>
+              <w:t>0.89</w:t>
+            </w:r>
+          </w:p>
+        </w:tc>
+        <w:tc>
+          <w:tcPr>
+            <w:tcW w:w="1397" w:type="dxa"/>
+          </w:tcPr>
+          <w:p>
+            <w:r>
+              <w:t>2,417,508</w:t>
+            </w:r>
+          </w:p>
+        </w:tc>
+        <w:tc>
+          <w:tcPr>
+            <w:tcW w:w="1397" w:type="dxa"/>
+          </w:tcPr>
+          <w:p>
+            <w:r>
+              <w:t>22,746</w:t>
+            </w:r>
+          </w:p>
+        </w:tc>
+        <w:tc>
+          <w:tcPr>
+            <w:tcW w:w="1397" w:type="dxa"/>
+          </w:tcPr>
+          <w:p>
+            <w:r>
+              <w:t>0</w:t>
+            </w:r>
+          </w:p>
+        </w:tc>
+      </w:tr>
+      <w:tr>
+        <w:tc>
+          <w:tcPr>
+            <w:tcW w:w="1397" w:type="dxa"/>
+          </w:tcPr>
+          <w:p>
+            <w:r>
+              <w:t>Toys &amp; Games</w:t>
+            </w:r>
+          </w:p>
+        </w:tc>
+        <w:tc>
+          <w:tcPr>
+            <w:tcW w:w="1397" w:type="dxa"/>
+          </w:tcPr>
+          <w:p>
+            <w:r>
+              <w:t>3,097,522</w:t>
+            </w:r>
+          </w:p>
+        </w:tc>
+        <w:tc>
+          <w:tcPr>
+            <w:tcW w:w="1397" w:type="dxa"/>
+          </w:tcPr>
+          <w:p>
+            <w:r>
+              <w:t>263,464</w:t>
+            </w:r>
+          </w:p>
+        </w:tc>
+        <w:tc>
+          <w:tcPr>
+            <w:tcW w:w="1397" w:type="dxa"/>
+          </w:tcPr>
+          <w:p>
+            <w:r>
+              <w:t>0.92</w:t>
+            </w:r>
+          </w:p>
+        </w:tc>
+        <w:tc>
+          <w:tcPr>
+            <w:tcW w:w="1397" w:type="dxa"/>
+          </w:tcPr>
+          <w:p>
+            <w:r>
+              <w:t>12,390,088</w:t>
+            </w:r>
+          </w:p>
+        </w:tc>
+        <w:tc>
+          <w:tcPr>
+            <w:tcW w:w="1397" w:type="dxa"/>
+          </w:tcPr>
+          <w:p>
+            <w:r>
+              <w:t>148,572</w:t>
+            </w:r>
+          </w:p>
+        </w:tc>
+        <w:tc>
+          <w:tcPr>
+            <w:tcW w:w="1397" w:type="dxa"/>
+          </w:tcPr>
+          <w:p>
+            <w:r>
+              <w:t>0</w:t>
+            </w:r>
+          </w:p>
+        </w:tc>
+      </w:tr>
+    </w:tbl>
+    <w:p>
+      <w:pPr>
+        <w:autoSpaceDE w:val="0"/>
+        <w:autoSpaceDN w:val="0"/>
+        <w:adjustRightInd w:val="0"/>
+        <w:spacing w:before="120" w:after="120" w:line="276" w:lineRule="auto"/>
+      </w:pPr>
     </w:p>
     <w:p>
       <w:pPr>
@@ -4497,21 +5677,592 @@
       </w:pPr>
     </w:p>
     <w:p>
-      <w:pPr>
-        <w:autoSpaceDE w:val="0"/>
-        <w:autoSpaceDN w:val="0"/>
-        <w:adjustRightInd w:val="0"/>
-        <w:spacing w:before="120" w:after="120" w:line="276" w:lineRule="auto"/>
-        <w:rPr>
-          <w:rFonts w:ascii="Times New Roman" w:hAnsi="Times New Roman" w:cs="Times New Roman"/>
-        </w:rPr>
-      </w:pPr>
-      <w:r>
-        <w:rPr>
-          <w:rFonts w:ascii="Times New Roman" w:hAnsi="Times New Roman" w:cs="Times New Roman"/>
-        </w:rPr>
-        <w:t>&lt;Place your text here&gt;</w:t>
-      </w:r>
+      <w:r>
+        <w:rPr>
+          <w:b/>
+        </w:rPr>
+        <w:t xml:space="preserve">Within-vertical merge. </w:t>
+      </w:r>
+      <w:r>
+        <w:t>Within each vertical the training signal is joined to the item-feature table on parent_asin. The join is complete — 100% coverage in all five verticals, confirming the zero-orphan finding of §2.2.8 on the post-selection data — so no interaction is dropped for missing metadata. The merged per-vertical tables carry the interaction, its label and weight, and the full item feature set.</w:t>
+      </w:r>
+    </w:p>
+    <w:p>
+      <w:r>
+        <w:rPr>
+          <w:b/>
+        </w:rPr>
+        <w:t xml:space="preserve">Cross-vertical bridge. </w:t>
+      </w:r>
+      <w:r>
+        <w:t>The cross-domain link is built by intersecting the 5-core user sets of each source and target vertical, recovering the shared users that supervise the mapping. For each of the eight pairs the merge produces the matched source→target user set plus the role split (source-only, target-only, overlap). Table 6 reports the result.</w:t>
+      </w:r>
+    </w:p>
+    <w:p>
+      <w:r>
+        <w:rPr>
+          <w:b/>
+        </w:rPr>
+        <w:t xml:space="preserve">Overlap after neutral removal. </w:t>
+      </w:r>
+      <w:r>
+        <w:t>Because §3 drops 3-star neutrals before the 5-core filter, the user sets are smaller than in the §2.3 exploration and the overlaps are correspondingly lower — Books → Movies &amp; TV is 109,206 here versus 127k in §2.3 — but all eight pairs still clear the 10,000 floor, with Books → Video Games the tightest at 11,801. The pair ranking is unchanged.</w:t>
+      </w:r>
+    </w:p>
+    <w:p>
+      <w:r>
+        <w:rPr>
+          <w:b/>
+        </w:rPr>
+        <w:t xml:space="preserve">Aggregation. </w:t>
+      </w:r>
+      <w:r>
+        <w:t>The per-user source profile the mapping consumes (the aggregate of a shared user's source-side item embeddings, default mean-pool) is computed at modelling time in §4; §3 persists the matched-pair index and per-side activity counts so that aggregation stays a thin, swappable step.</w:t>
+      </w:r>
+    </w:p>
+    <w:p/>
+    <w:p/>
+    <w:p/>
+    <w:p/>
+    <w:p/>
+    <w:p/>
+    <w:p/>
+    <w:p/>
+    <w:p/>
+    <w:p>
+      <w:r>
+        <w:rPr>
+          <w:b/>
+        </w:rPr>
+        <w:lastRenderedPageBreak/>
+        <w:t xml:space="preserve">Table 6. </w:t>
+      </w:r>
+      <w:r>
+        <w:rPr>
+          <w:i/>
+        </w:rPr>
+        <w:t>Cross-vertical bridge per pair (5-core, source = larger vertical): shared users, Jaccard, and role-split sizes.</w:t>
+      </w:r>
+    </w:p>
+    <w:tbl>
+      <w:tblPr>
+        <w:tblW w:w="0" w:type="auto"/>
+        <w:tblBorders>
+          <w:top w:val="single" w:sz="4" w:space="0" w:color="999999"/>
+          <w:left w:val="single" w:sz="4" w:space="0" w:color="999999"/>
+          <w:bottom w:val="single" w:sz="4" w:space="0" w:color="999999"/>
+          <w:right w:val="single" w:sz="4" w:space="0" w:color="999999"/>
+          <w:insideH w:val="single" w:sz="4" w:space="0" w:color="999999"/>
+          <w:insideV w:val="single" w:sz="4" w:space="0" w:color="999999"/>
+        </w:tblBorders>
+        <w:tblLook w:val="04A0" w:firstRow="1" w:lastRow="0" w:firstColumn="1" w:lastColumn="0" w:noHBand="0" w:noVBand="1"/>
+      </w:tblPr>
+      <w:tblGrid>
+        <w:gridCol w:w="1954"/>
+        <w:gridCol w:w="1954"/>
+        <w:gridCol w:w="1954"/>
+        <w:gridCol w:w="1954"/>
+        <w:gridCol w:w="1954"/>
+      </w:tblGrid>
+      <w:tr>
+        <w:tc>
+          <w:tcPr>
+            <w:tcW w:w="1956" w:type="dxa"/>
+            <w:shd w:val="clear" w:color="auto" w:fill="D9E2F3"/>
+          </w:tcPr>
+          <w:p>
+            <w:r>
+              <w:rPr>
+                <w:b/>
+              </w:rPr>
+              <w:t>Source → Target</w:t>
+            </w:r>
+          </w:p>
+        </w:tc>
+        <w:tc>
+          <w:tcPr>
+            <w:tcW w:w="1956" w:type="dxa"/>
+            <w:shd w:val="clear" w:color="auto" w:fill="D9E2F3"/>
+          </w:tcPr>
+          <w:p>
+            <w:r>
+              <w:rPr>
+                <w:b/>
+              </w:rPr>
+              <w:t>Shared users</w:t>
+            </w:r>
+          </w:p>
+        </w:tc>
+        <w:tc>
+          <w:tcPr>
+            <w:tcW w:w="1956" w:type="dxa"/>
+            <w:shd w:val="clear" w:color="auto" w:fill="D9E2F3"/>
+          </w:tcPr>
+          <w:p>
+            <w:r>
+              <w:rPr>
+                <w:b/>
+              </w:rPr>
+              <w:t>Jaccard</w:t>
+            </w:r>
+          </w:p>
+        </w:tc>
+        <w:tc>
+          <w:tcPr>
+            <w:tcW w:w="1956" w:type="dxa"/>
+            <w:shd w:val="clear" w:color="auto" w:fill="D9E2F3"/>
+          </w:tcPr>
+          <w:p>
+            <w:r>
+              <w:rPr>
+                <w:b/>
+              </w:rPr>
+              <w:t>Source-only</w:t>
+            </w:r>
+          </w:p>
+        </w:tc>
+        <w:tc>
+          <w:tcPr>
+            <w:tcW w:w="1956" w:type="dxa"/>
+            <w:shd w:val="clear" w:color="auto" w:fill="D9E2F3"/>
+          </w:tcPr>
+          <w:p>
+            <w:r>
+              <w:rPr>
+                <w:b/>
+              </w:rPr>
+              <w:t>Target-only</w:t>
+            </w:r>
+          </w:p>
+        </w:tc>
+      </w:tr>
+      <w:tr>
+        <w:tc>
+          <w:tcPr>
+            <w:tcW w:w="1956" w:type="dxa"/>
+          </w:tcPr>
+          <w:p>
+            <w:r>
+              <w:t>Books → Movies &amp; TV</w:t>
+            </w:r>
+          </w:p>
+        </w:tc>
+        <w:tc>
+          <w:tcPr>
+            <w:tcW w:w="1956" w:type="dxa"/>
+          </w:tcPr>
+          <w:p>
+            <w:r>
+              <w:t>109,206</w:t>
+            </w:r>
+          </w:p>
+        </w:tc>
+        <w:tc>
+          <w:tcPr>
+            <w:tcW w:w="1956" w:type="dxa"/>
+          </w:tcPr>
+          <w:p>
+            <w:r>
+              <w:t>0.093</w:t>
+            </w:r>
+          </w:p>
+        </w:tc>
+        <w:tc>
+          <w:tcPr>
+            <w:tcW w:w="1956" w:type="dxa"/>
+          </w:tcPr>
+          <w:p>
+            <w:r>
+              <w:t>577,817</w:t>
+            </w:r>
+          </w:p>
+        </w:tc>
+        <w:tc>
+          <w:tcPr>
+            <w:tcW w:w="1956" w:type="dxa"/>
+          </w:tcPr>
+          <w:p>
+            <w:r>
+              <w:t>483,637</w:t>
+            </w:r>
+          </w:p>
+        </w:tc>
+      </w:tr>
+      <w:tr>
+        <w:tc>
+          <w:tcPr>
+            <w:tcW w:w="1956" w:type="dxa"/>
+          </w:tcPr>
+          <w:p>
+            <w:r>
+              <w:t>Books → Toys &amp; Games</w:t>
+            </w:r>
+          </w:p>
+        </w:tc>
+        <w:tc>
+          <w:tcPr>
+            <w:tcW w:w="1956" w:type="dxa"/>
+          </w:tcPr>
+          <w:p>
+            <w:r>
+              <w:t>75,649</w:t>
+            </w:r>
+          </w:p>
+        </w:tc>
+        <w:tc>
+          <w:tcPr>
+            <w:tcW w:w="1956" w:type="dxa"/>
+          </w:tcPr>
+          <w:p>
+            <w:r>
+              <w:t>0.076</w:t>
+            </w:r>
+          </w:p>
+        </w:tc>
+        <w:tc>
+          <w:tcPr>
+            <w:tcW w:w="1956" w:type="dxa"/>
+          </w:tcPr>
+          <w:p>
+            <w:r>
+              <w:t>611,374</w:t>
+            </w:r>
+          </w:p>
+        </w:tc>
+        <w:tc>
+          <w:tcPr>
+            <w:tcW w:w="1956" w:type="dxa"/>
+          </w:tcPr>
+          <w:p>
+            <w:r>
+              <w:t>304,220</w:t>
+            </w:r>
+          </w:p>
+        </w:tc>
+      </w:tr>
+      <w:tr>
+        <w:tc>
+          <w:tcPr>
+            <w:tcW w:w="1956" w:type="dxa"/>
+          </w:tcPr>
+          <w:p>
+            <w:r>
+              <w:t>Movies &amp; TV → Toys &amp; Games</w:t>
+            </w:r>
+          </w:p>
+        </w:tc>
+        <w:tc>
+          <w:tcPr>
+            <w:tcW w:w="1956" w:type="dxa"/>
+          </w:tcPr>
+          <w:p>
+            <w:r>
+              <w:t>46,024</w:t>
+            </w:r>
+          </w:p>
+        </w:tc>
+        <w:tc>
+          <w:tcPr>
+            <w:tcW w:w="1956" w:type="dxa"/>
+          </w:tcPr>
+          <w:p>
+            <w:r>
+              <w:t>0.050</w:t>
+            </w:r>
+          </w:p>
+        </w:tc>
+        <w:tc>
+          <w:tcPr>
+            <w:tcW w:w="1956" w:type="dxa"/>
+          </w:tcPr>
+          <w:p>
+            <w:r>
+              <w:t>546,819</w:t>
+            </w:r>
+          </w:p>
+        </w:tc>
+        <w:tc>
+          <w:tcPr>
+            <w:tcW w:w="1956" w:type="dxa"/>
+          </w:tcPr>
+          <w:p>
+            <w:r>
+              <w:t>333,845</w:t>
+            </w:r>
+          </w:p>
+        </w:tc>
+      </w:tr>
+      <w:tr>
+        <w:tc>
+          <w:tcPr>
+            <w:tcW w:w="1956" w:type="dxa"/>
+          </w:tcPr>
+          <w:p>
+            <w:r>
+              <w:t>Movies &amp; TV → CDs &amp; Vinyl</w:t>
+            </w:r>
+          </w:p>
+        </w:tc>
+        <w:tc>
+          <w:tcPr>
+            <w:tcW w:w="1956" w:type="dxa"/>
+          </w:tcPr>
+          <w:p>
+            <w:r>
+              <w:t>34,630</w:t>
+            </w:r>
+          </w:p>
+        </w:tc>
+        <w:tc>
+          <w:tcPr>
+            <w:tcW w:w="1956" w:type="dxa"/>
+          </w:tcPr>
+          <w:p>
+            <w:r>
+              <w:t>0.052</w:t>
+            </w:r>
+          </w:p>
+        </w:tc>
+        <w:tc>
+          <w:tcPr>
+            <w:tcW w:w="1956" w:type="dxa"/>
+          </w:tcPr>
+          <w:p>
+            <w:r>
+              <w:t>558,213</w:t>
+            </w:r>
+          </w:p>
+        </w:tc>
+        <w:tc>
+          <w:tcPr>
+            <w:tcW w:w="1956" w:type="dxa"/>
+          </w:tcPr>
+          <w:p>
+            <w:r>
+              <w:t>77,712</w:t>
+            </w:r>
+          </w:p>
+        </w:tc>
+      </w:tr>
+      <w:tr>
+        <w:tc>
+          <w:tcPr>
+            <w:tcW w:w="1956" w:type="dxa"/>
+          </w:tcPr>
+          <w:p>
+            <w:r>
+              <w:t>Books → CDs &amp; Vinyl</w:t>
+            </w:r>
+          </w:p>
+        </w:tc>
+        <w:tc>
+          <w:tcPr>
+            <w:tcW w:w="1956" w:type="dxa"/>
+          </w:tcPr>
+          <w:p>
+            <w:r>
+              <w:t>27,570</w:t>
+            </w:r>
+          </w:p>
+        </w:tc>
+        <w:tc>
+          <w:tcPr>
+            <w:tcW w:w="1956" w:type="dxa"/>
+          </w:tcPr>
+          <w:p>
+            <w:r>
+              <w:t>0.036</w:t>
+            </w:r>
+          </w:p>
+        </w:tc>
+        <w:tc>
+          <w:tcPr>
+            <w:tcW w:w="1956" w:type="dxa"/>
+          </w:tcPr>
+          <w:p>
+            <w:r>
+              <w:t>659,453</w:t>
+            </w:r>
+          </w:p>
+        </w:tc>
+        <w:tc>
+          <w:tcPr>
+            <w:tcW w:w="1956" w:type="dxa"/>
+          </w:tcPr>
+          <w:p>
+            <w:r>
+              <w:t>84,772</w:t>
+            </w:r>
+          </w:p>
+        </w:tc>
+      </w:tr>
+      <w:tr>
+        <w:tc>
+          <w:tcPr>
+            <w:tcW w:w="1956" w:type="dxa"/>
+          </w:tcPr>
+          <w:p>
+            <w:r>
+              <w:t>Movies &amp; TV → Video Games</w:t>
+            </w:r>
+          </w:p>
+        </w:tc>
+        <w:tc>
+          <w:tcPr>
+            <w:tcW w:w="1956" w:type="dxa"/>
+          </w:tcPr>
+          <w:p>
+            <w:r>
+              <w:t>16,504</w:t>
+            </w:r>
+          </w:p>
+        </w:tc>
+        <w:tc>
+          <w:tcPr>
+            <w:tcW w:w="1956" w:type="dxa"/>
+          </w:tcPr>
+          <w:p>
+            <w:r>
+              <w:t>0.025</w:t>
+            </w:r>
+          </w:p>
+        </w:tc>
+        <w:tc>
+          <w:tcPr>
+            <w:tcW w:w="1956" w:type="dxa"/>
+          </w:tcPr>
+          <w:p>
+            <w:r>
+              <w:t>576,339</w:t>
+            </w:r>
+          </w:p>
+        </w:tc>
+        <w:tc>
+          <w:tcPr>
+            <w:tcW w:w="1956" w:type="dxa"/>
+          </w:tcPr>
+          <w:p>
+            <w:r>
+              <w:t>64,382</w:t>
+            </w:r>
+          </w:p>
+        </w:tc>
+      </w:tr>
+      <w:tr>
+        <w:tc>
+          <w:tcPr>
+            <w:tcW w:w="1956" w:type="dxa"/>
+          </w:tcPr>
+          <w:p>
+            <w:r>
+              <w:t>Toys &amp; Games → Video Games</w:t>
+            </w:r>
+          </w:p>
+        </w:tc>
+        <w:tc>
+          <w:tcPr>
+            <w:tcW w:w="1956" w:type="dxa"/>
+          </w:tcPr>
+          <w:p>
+            <w:r>
+              <w:t>14,517</w:t>
+            </w:r>
+          </w:p>
+        </w:tc>
+        <w:tc>
+          <w:tcPr>
+            <w:tcW w:w="1956" w:type="dxa"/>
+          </w:tcPr>
+          <w:p>
+            <w:r>
+              <w:t>0.033</w:t>
+            </w:r>
+          </w:p>
+        </w:tc>
+        <w:tc>
+          <w:tcPr>
+            <w:tcW w:w="1956" w:type="dxa"/>
+          </w:tcPr>
+          <w:p>
+            <w:r>
+              <w:t>365,352</w:t>
+            </w:r>
+          </w:p>
+        </w:tc>
+        <w:tc>
+          <w:tcPr>
+            <w:tcW w:w="1956" w:type="dxa"/>
+          </w:tcPr>
+          <w:p>
+            <w:r>
+              <w:t>66,369</w:t>
+            </w:r>
+          </w:p>
+        </w:tc>
+      </w:tr>
+      <w:tr>
+        <w:tc>
+          <w:tcPr>
+            <w:tcW w:w="1956" w:type="dxa"/>
+          </w:tcPr>
+          <w:p>
+            <w:r>
+              <w:t>Books → Video Games</w:t>
+            </w:r>
+          </w:p>
+        </w:tc>
+        <w:tc>
+          <w:tcPr>
+            <w:tcW w:w="1956" w:type="dxa"/>
+          </w:tcPr>
+          <w:p>
+            <w:r>
+              <w:t>11,801</w:t>
+            </w:r>
+          </w:p>
+        </w:tc>
+        <w:tc>
+          <w:tcPr>
+            <w:tcW w:w="1956" w:type="dxa"/>
+          </w:tcPr>
+          <w:p>
+            <w:r>
+              <w:t>0.016</w:t>
+            </w:r>
+          </w:p>
+        </w:tc>
+        <w:tc>
+          <w:tcPr>
+            <w:tcW w:w="1956" w:type="dxa"/>
+          </w:tcPr>
+          <w:p>
+            <w:r>
+              <w:t>675,222</w:t>
+            </w:r>
+          </w:p>
+        </w:tc>
+        <w:tc>
+          <w:tcPr>
+            <w:tcW w:w="1956" w:type="dxa"/>
+          </w:tcPr>
+          <w:p>
+            <w:r>
+              <w:t>69,085</w:t>
+            </w:r>
+          </w:p>
+        </w:tc>
+      </w:tr>
+    </w:tbl>
+    <w:p>
+      <w:pPr>
+        <w:autoSpaceDE w:val="0"/>
+        <w:autoSpaceDN w:val="0"/>
+        <w:adjustRightInd w:val="0"/>
+        <w:spacing w:before="120" w:after="120" w:line="276" w:lineRule="auto"/>
+        <w:rPr>
+          <w:rFonts w:ascii="Times New Roman" w:hAnsi="Times New Roman" w:cs="Times New Roman"/>
+        </w:rPr>
+      </w:pPr>
     </w:p>
     <w:p>
       <w:pPr>
@@ -4659,15 +6410,480 @@
       </w:pPr>
     </w:p>
     <w:p>
-      <w:pPr>
-        <w:autoSpaceDE w:val="0"/>
-        <w:autoSpaceDN w:val="0"/>
-        <w:adjustRightInd w:val="0"/>
-        <w:spacing w:before="120" w:after="120" w:line="276" w:lineRule="auto"/>
-      </w:pPr>
-      <w:r>
-        <w:t>&lt;Place your text here&gt;</w:t>
-      </w:r>
+      <w:r>
+        <w:rPr>
+          <w:b/>
+        </w:rPr>
+        <w:t xml:space="preserve">Temporal split. </w:t>
+      </w:r>
+      <w:r>
+        <w:t>Each vertical's interactions are sorted by timestamp and cut chronologically into 80% train / 10% validation / 10% test, so the model is evaluated on predicting later interactions from earlier ones. Both sides of every cut are well-populated thanks to the dense recent decade (§2.2.3): train/validation boundaries land in 2017–2021 and validation/test in 2019–2022 depending on the vertical (Table 7).</w:t>
+      </w:r>
+    </w:p>
+    <w:p>
+      <w:r>
+        <w:rPr>
+          <w:b/>
+        </w:rPr>
+        <w:t xml:space="preserve">Identifier remapping. </w:t>
+      </w:r>
+      <w:r>
+        <w:t>user_id and parent_asin string tokens are remapped to contiguous integer indices required by embedding-table models. For the per-vertical baselines the vocabulary is per vertical; for each cross-domain pair a pair-global user index is used so a shared user carries the same index on both the source and target sides.</w:t>
+      </w:r>
+    </w:p>
+    <w:p>
+      <w:r>
+        <w:rPr>
+          <w:b/>
+        </w:rPr>
+        <w:t xml:space="preserve">Schema and storage. </w:t>
+      </w:r>
+      <w:r>
+        <w:t>The reformatted interaction records follow a fixed schema — user_idx, item_idx, label, weight, rating, timestamp, split — identifiers first, with the same layout for the single-vertical and cross-domain inputs so the comparison stays like-for-like. Interactions and seen-item sets are written as Parquet; the per-item feature block (text embedding, category multi-hot, popularity priors, ASIN map) is written as a compressed NPZ. The full §3 output is ~5.7 GB across the five per-vertical datasets and eight pair datasets</w:t>
+      </w:r>
+      <w:r>
+        <w:t>.</w:t>
+      </w:r>
+    </w:p>
+    <w:p>
+      <w:r>
+        <w:rPr>
+          <w:b/>
+        </w:rPr>
+        <w:t xml:space="preserve">Table 7. </w:t>
+      </w:r>
+      <w:r>
+        <w:rPr>
+          <w:i/>
+        </w:rPr>
+        <w:t>Per-vertical temporal split sizes and chronological cut-off dates.</w:t>
+      </w:r>
+    </w:p>
+    <w:tbl>
+      <w:tblPr>
+        <w:tblW w:w="0" w:type="auto"/>
+        <w:tblBorders>
+          <w:top w:val="single" w:sz="4" w:space="0" w:color="999999"/>
+          <w:left w:val="single" w:sz="4" w:space="0" w:color="999999"/>
+          <w:bottom w:val="single" w:sz="4" w:space="0" w:color="999999"/>
+          <w:right w:val="single" w:sz="4" w:space="0" w:color="999999"/>
+          <w:insideH w:val="single" w:sz="4" w:space="0" w:color="999999"/>
+          <w:insideV w:val="single" w:sz="4" w:space="0" w:color="999999"/>
+        </w:tblBorders>
+        <w:tblLook w:val="04A0" w:firstRow="1" w:lastRow="0" w:firstColumn="1" w:lastColumn="0" w:noHBand="0" w:noVBand="1"/>
+      </w:tblPr>
+      <w:tblGrid>
+        <w:gridCol w:w="1627"/>
+        <w:gridCol w:w="1629"/>
+        <w:gridCol w:w="1629"/>
+        <w:gridCol w:w="1629"/>
+        <w:gridCol w:w="1628"/>
+        <w:gridCol w:w="1628"/>
+      </w:tblGrid>
+      <w:tr>
+        <w:tc>
+          <w:tcPr>
+            <w:tcW w:w="1630" w:type="dxa"/>
+            <w:shd w:val="clear" w:color="auto" w:fill="D9E2F3"/>
+          </w:tcPr>
+          <w:p>
+            <w:r>
+              <w:rPr>
+                <w:b/>
+              </w:rPr>
+              <w:t>Vertical</w:t>
+            </w:r>
+          </w:p>
+        </w:tc>
+        <w:tc>
+          <w:tcPr>
+            <w:tcW w:w="1630" w:type="dxa"/>
+            <w:shd w:val="clear" w:color="auto" w:fill="D9E2F3"/>
+          </w:tcPr>
+          <w:p>
+            <w:r>
+              <w:rPr>
+                <w:b/>
+              </w:rPr>
+              <w:t>Train</w:t>
+            </w:r>
+          </w:p>
+        </w:tc>
+        <w:tc>
+          <w:tcPr>
+            <w:tcW w:w="1630" w:type="dxa"/>
+            <w:shd w:val="clear" w:color="auto" w:fill="D9E2F3"/>
+          </w:tcPr>
+          <w:p>
+            <w:r>
+              <w:rPr>
+                <w:b/>
+              </w:rPr>
+              <w:t>Validation</w:t>
+            </w:r>
+          </w:p>
+        </w:tc>
+        <w:tc>
+          <w:tcPr>
+            <w:tcW w:w="1630" w:type="dxa"/>
+            <w:shd w:val="clear" w:color="auto" w:fill="D9E2F3"/>
+          </w:tcPr>
+          <w:p>
+            <w:r>
+              <w:rPr>
+                <w:b/>
+              </w:rPr>
+              <w:t>Test</w:t>
+            </w:r>
+          </w:p>
+        </w:tc>
+        <w:tc>
+          <w:tcPr>
+            <w:tcW w:w="1630" w:type="dxa"/>
+            <w:shd w:val="clear" w:color="auto" w:fill="D9E2F3"/>
+          </w:tcPr>
+          <w:p>
+            <w:r>
+              <w:rPr>
+                <w:b/>
+              </w:rPr>
+              <w:t>Train end</w:t>
+            </w:r>
+          </w:p>
+        </w:tc>
+        <w:tc>
+          <w:tcPr>
+            <w:tcW w:w="1630" w:type="dxa"/>
+            <w:shd w:val="clear" w:color="auto" w:fill="D9E2F3"/>
+          </w:tcPr>
+          <w:p>
+            <w:r>
+              <w:rPr>
+                <w:b/>
+              </w:rPr>
+              <w:t>Val end</w:t>
+            </w:r>
+          </w:p>
+        </w:tc>
+      </w:tr>
+      <w:tr>
+        <w:tc>
+          <w:tcPr>
+            <w:tcW w:w="1630" w:type="dxa"/>
+          </w:tcPr>
+          <w:p>
+            <w:r>
+              <w:t>Books</w:t>
+            </w:r>
+          </w:p>
+        </w:tc>
+        <w:tc>
+          <w:tcPr>
+            <w:tcW w:w="1630" w:type="dxa"/>
+          </w:tcPr>
+          <w:p>
+            <w:r>
+              <w:t>30,708,311</w:t>
+            </w:r>
+          </w:p>
+        </w:tc>
+        <w:tc>
+          <w:tcPr>
+            <w:tcW w:w="1630" w:type="dxa"/>
+          </w:tcPr>
+          <w:p>
+            <w:r>
+              <w:t>3,838,539</w:t>
+            </w:r>
+          </w:p>
+        </w:tc>
+        <w:tc>
+          <w:tcPr>
+            <w:tcW w:w="1630" w:type="dxa"/>
+          </w:tcPr>
+          <w:p>
+            <w:r>
+              <w:t>3,838,539</w:t>
+            </w:r>
+          </w:p>
+        </w:tc>
+        <w:tc>
+          <w:tcPr>
+            <w:tcW w:w="1630" w:type="dxa"/>
+          </w:tcPr>
+          <w:p>
+            <w:r>
+              <w:t>2019-09-02</w:t>
+            </w:r>
+          </w:p>
+        </w:tc>
+        <w:tc>
+          <w:tcPr>
+            <w:tcW w:w="1630" w:type="dxa"/>
+          </w:tcPr>
+          <w:p>
+            <w:r>
+              <w:t>2021-04-23</w:t>
+            </w:r>
+          </w:p>
+        </w:tc>
+      </w:tr>
+      <w:tr>
+        <w:tc>
+          <w:tcPr>
+            <w:tcW w:w="1630" w:type="dxa"/>
+          </w:tcPr>
+          <w:p>
+            <w:r>
+              <w:t>Movies &amp; TV</w:t>
+            </w:r>
+          </w:p>
+        </w:tc>
+        <w:tc>
+          <w:tcPr>
+            <w:tcW w:w="1630" w:type="dxa"/>
+          </w:tcPr>
+          <w:p>
+            <w:r>
+              <w:t>23,473,313</w:t>
+            </w:r>
+          </w:p>
+        </w:tc>
+        <w:tc>
+          <w:tcPr>
+            <w:tcW w:w="1630" w:type="dxa"/>
+          </w:tcPr>
+          <w:p>
+            <w:r>
+              <w:t>2,934,164</w:t>
+            </w:r>
+          </w:p>
+        </w:tc>
+        <w:tc>
+          <w:tcPr>
+            <w:tcW w:w="1630" w:type="dxa"/>
+          </w:tcPr>
+          <w:p>
+            <w:r>
+              <w:t>2,934,165</w:t>
+            </w:r>
+          </w:p>
+        </w:tc>
+        <w:tc>
+          <w:tcPr>
+            <w:tcW w:w="1630" w:type="dxa"/>
+          </w:tcPr>
+          <w:p>
+            <w:r>
+              <w:t>2018-05-01</w:t>
+            </w:r>
+          </w:p>
+        </w:tc>
+        <w:tc>
+          <w:tcPr>
+            <w:tcW w:w="1630" w:type="dxa"/>
+          </w:tcPr>
+          <w:p>
+            <w:r>
+              <w:t>2020-02-07</w:t>
+            </w:r>
+          </w:p>
+        </w:tc>
+      </w:tr>
+      <w:tr>
+        <w:tc>
+          <w:tcPr>
+            <w:tcW w:w="1630" w:type="dxa"/>
+          </w:tcPr>
+          <w:p>
+            <w:r>
+              <w:t>CDs &amp; Vinyl</w:t>
+            </w:r>
+          </w:p>
+        </w:tc>
+        <w:tc>
+          <w:tcPr>
+            <w:tcW w:w="1630" w:type="dxa"/>
+          </w:tcPr>
+          <w:p>
+            <w:r>
+              <w:t>5,205,129</w:t>
+            </w:r>
+          </w:p>
+        </w:tc>
+        <w:tc>
+          <w:tcPr>
+            <w:tcW w:w="1630" w:type="dxa"/>
+          </w:tcPr>
+          <w:p>
+            <w:r>
+              <w:t>650,641</w:t>
+            </w:r>
+          </w:p>
+        </w:tc>
+        <w:tc>
+          <w:tcPr>
+            <w:tcW w:w="1630" w:type="dxa"/>
+          </w:tcPr>
+          <w:p>
+            <w:r>
+              <w:t>650,642</w:t>
+            </w:r>
+          </w:p>
+        </w:tc>
+        <w:tc>
+          <w:tcPr>
+            <w:tcW w:w="1630" w:type="dxa"/>
+          </w:tcPr>
+          <w:p>
+            <w:r>
+              <w:t>2017-08-25</w:t>
+            </w:r>
+          </w:p>
+        </w:tc>
+        <w:tc>
+          <w:tcPr>
+            <w:tcW w:w="1630" w:type="dxa"/>
+          </w:tcPr>
+          <w:p>
+            <w:r>
+              <w:t>2019-07-25</w:t>
+            </w:r>
+          </w:p>
+        </w:tc>
+      </w:tr>
+      <w:tr>
+        <w:tc>
+          <w:tcPr>
+            <w:tcW w:w="1630" w:type="dxa"/>
+          </w:tcPr>
+          <w:p>
+            <w:r>
+              <w:t>Video Games</w:t>
+            </w:r>
+          </w:p>
+        </w:tc>
+        <w:tc>
+          <w:tcPr>
+            <w:tcW w:w="1630" w:type="dxa"/>
+          </w:tcPr>
+          <w:p>
+            <w:r>
+              <w:t>2,479,638</w:t>
+            </w:r>
+          </w:p>
+        </w:tc>
+        <w:tc>
+          <w:tcPr>
+            <w:tcW w:w="1630" w:type="dxa"/>
+          </w:tcPr>
+          <w:p>
+            <w:r>
+              <w:t>309,955</w:t>
+            </w:r>
+          </w:p>
+        </w:tc>
+        <w:tc>
+          <w:tcPr>
+            <w:tcW w:w="1630" w:type="dxa"/>
+          </w:tcPr>
+          <w:p>
+            <w:r>
+              <w:t>309,955</w:t>
+            </w:r>
+          </w:p>
+        </w:tc>
+        <w:tc>
+          <w:tcPr>
+            <w:tcW w:w="1630" w:type="dxa"/>
+          </w:tcPr>
+          <w:p>
+            <w:r>
+              <w:t>2019-11-21</w:t>
+            </w:r>
+          </w:p>
+        </w:tc>
+        <w:tc>
+          <w:tcPr>
+            <w:tcW w:w="1630" w:type="dxa"/>
+          </w:tcPr>
+          <w:p>
+            <w:r>
+              <w:t>2021-06-23</w:t>
+            </w:r>
+          </w:p>
+        </w:tc>
+      </w:tr>
+      <w:tr>
+        <w:tc>
+          <w:tcPr>
+            <w:tcW w:w="1630" w:type="dxa"/>
+          </w:tcPr>
+          <w:p>
+            <w:r>
+              <w:t>Toys &amp; Games</w:t>
+            </w:r>
+          </w:p>
+        </w:tc>
+        <w:tc>
+          <w:tcPr>
+            <w:tcW w:w="1630" w:type="dxa"/>
+          </w:tcPr>
+          <w:p>
+            <w:r>
+              <w:t>12,600,859</w:t>
+            </w:r>
+          </w:p>
+        </w:tc>
+        <w:tc>
+          <w:tcPr>
+            <w:tcW w:w="1630" w:type="dxa"/>
+          </w:tcPr>
+          <w:p>
+            <w:r>
+              <w:t>1,575,107</w:t>
+            </w:r>
+          </w:p>
+        </w:tc>
+        <w:tc>
+          <w:tcPr>
+            <w:tcW w:w="1630" w:type="dxa"/>
+          </w:tcPr>
+          <w:p>
+            <w:r>
+              <w:t>1,575,108</w:t>
+            </w:r>
+          </w:p>
+        </w:tc>
+        <w:tc>
+          <w:tcPr>
+            <w:tcW w:w="1630" w:type="dxa"/>
+          </w:tcPr>
+          <w:p>
+            <w:r>
+              <w:t>2021-07-04</w:t>
+            </w:r>
+          </w:p>
+        </w:tc>
+        <w:tc>
+          <w:tcPr>
+            <w:tcW w:w="1630" w:type="dxa"/>
+          </w:tcPr>
+          <w:p>
+            <w:r>
+              <w:t>2022-09-18</w:t>
+            </w:r>
+          </w:p>
+        </w:tc>
+      </w:tr>
+    </w:tbl>
+    <w:p>
+      <w:pPr>
+        <w:autoSpaceDE w:val="0"/>
+        <w:autoSpaceDN w:val="0"/>
+        <w:adjustRightInd w:val="0"/>
+        <w:spacing w:before="120" w:after="120" w:line="276" w:lineRule="auto"/>
+      </w:pPr>
     </w:p>
     <w:p>
       <w:pPr>
